--- a/docs/docsAula/Fase2_DecisoesTecnicasDeBase.docx
+++ b/docs/docsAula/Fase2_DecisoesTecnicasDeBase.docx
@@ -1013,6 +1013,17 @@
     <w:p/>
     <w:p>
       <w:pPr>
+        <w:spacing w:after="160"/>
+      </w:pPr>
+      <w:r>
+        <w:rPr>
+          <w:rFonts w:ascii="Arial" w:hAnsi="Arial"/>
+        </w:rPr>
+        <w:t>Conforme o Roteiro de Execução do Projeto, a Fase 2 não possui marco de entrega próprio: as etapas 9 a 14 ocupam as aulas 3 a 6 e produzem os insumos da Entrega E2 — o documento de arquitetura, previsto para a Aula 9. O que esta fase entrega, portanto, são as decisões que a Fase 3 consolida, cada uma com o artefato do repositório que a sustenta.</w:t>
+      </w:r>
+    </w:p>
+    <w:p>
+      <w:pPr>
         <w:pStyle w:val="HeadingTeal"/>
       </w:pPr>
       <w:r>
@@ -1353,7 +1364,7 @@
                 <w:b w:val="0"/>
                 <w:sz w:val="17"/>
               </w:rPr>
-              <w:t>21 arquivos de teste Python (101 testes) e uma suíte PHP com 104 verificações, apoiada em 5 dublês em tests/php/</w:t>
+              <w:t>22 arquivos de teste Python (106 testes) e uma suíte PHP com 115 verificações, apoiada em 6 dublês dos contratos em tests/php/</w:t>
             </w:r>
           </w:p>
         </w:tc>
@@ -2016,7 +2027,7 @@
         <w:rPr>
           <w:rFonts w:ascii="Arial" w:hAnsi="Arial"/>
         </w:rPr>
-        <w:t>O sistema trabalha com dois conjuntos distintos de coleções, e tratá-los como se fossem um só foi o principal erro das versões anteriores deste documento. As coleções persistentes são as três tabelas efetivamente criadas por database.sql. As coleções em memória existem apenas durante uma execução do mecanismo de análise e nunca chegam ao banco — mas são justamente elas que dominam o custo de uma varredura.</w:t>
+        <w:t>O sistema trabalha com dois conjuntos distintos de coleções, e tratá-los como se fossem um só foi a imprecisão que a versão 2.0 da atividade de Estruturas de Dados corrigiu. As coleções persistentes são as três tabelas efetivamente criadas por database.sql. As coleções em memória existem apenas durante uma execução do mecanismo de análise e nunca chegam ao banco — mas são justamente elas que dominam o custo de uma varredura.</w:t>
       </w:r>
     </w:p>
     <w:p>
@@ -2897,6 +2908,926 @@
         </w:tc>
       </w:tr>
     </w:tbl>
+    <w:p/>
+    <w:p>
+      <w:pPr>
+        <w:pStyle w:val="SubHeadingTeal"/>
+      </w:pPr>
+      <w:r>
+        <w:rPr/>
+        <w:t>3.3 O catálogo conferido contra o Apêndice A do Termo de Referência</w:t>
+      </w:r>
+    </w:p>
+    <w:p>
+      <w:pPr>
+        <w:spacing w:after="160"/>
+      </w:pPr>
+      <w:r>
+        <w:rPr>
+          <w:rFonts w:ascii="Arial" w:hAnsi="Arial"/>
+        </w:rPr>
+        <w:t>O Apêndice A do Termo de Referência consolida as verificações passivas por grupo e lista as famílias ativas individualmente. A tabela abaixo liga cada grupo daquele apêndice ao plugin que o implementa e à quantidade de check ids que ele declara, de modo que o número registrado no campo checks_run de cada análise possa ser conferido diretamente no código.</w:t>
+      </w:r>
+    </w:p>
+    <w:tbl>
+      <w:tblPr>
+        <w:tblStyle w:val="TableGrid"/>
+        <w:tblW w:type="auto" w:w="0"/>
+        <w:jc w:val="center"/>
+        <w:tblLook w:firstColumn="1" w:firstRow="1" w:lastColumn="0" w:lastRow="0" w:noHBand="0" w:noVBand="1" w:val="04A0"/>
+      </w:tblPr>
+      <w:tblGrid>
+        <w:gridCol w:w="2556"/>
+        <w:gridCol w:w="2556"/>
+        <w:gridCol w:w="2556"/>
+        <w:gridCol w:w="2556"/>
+      </w:tblGrid>
+      <w:tr>
+        <w:trPr>
+          <w:tblHeader/>
+        </w:trPr>
+        <w:tc>
+          <w:tcPr>
+            <w:tcW w:type="dxa" w:w="3000"/>
+            <w:tcMar>
+              <w:top w:w="80" w:type="dxa"/>
+              <w:start w:w="80" w:type="dxa"/>
+              <w:bottom w:w="80" w:type="dxa"/>
+              <w:end w:w="80" w:type="dxa"/>
+            </w:tcMar>
+            <w:vAlign w:val="center"/>
+            <w:shd w:fill="0AA69A"/>
+          </w:tcPr>
+          <w:p>
+            <w:r/>
+            <w:r>
+              <w:rPr>
+                <w:rFonts w:ascii="Arial" w:hAnsi="Arial"/>
+                <w:b/>
+                <w:sz w:val="17"/>
+                <w:color w:val="FFFFFF"/>
+              </w:rPr>
+              <w:t>Grupo do Apêndice A</w:t>
+            </w:r>
+          </w:p>
+        </w:tc>
+        <w:tc>
+          <w:tcPr>
+            <w:tcW w:type="dxa" w:w="4200"/>
+            <w:tcMar>
+              <w:top w:w="80" w:type="dxa"/>
+              <w:start w:w="80" w:type="dxa"/>
+              <w:bottom w:w="80" w:type="dxa"/>
+              <w:end w:w="80" w:type="dxa"/>
+            </w:tcMar>
+            <w:vAlign w:val="center"/>
+            <w:shd w:fill="0AA69A"/>
+          </w:tcPr>
+          <w:p>
+            <w:r/>
+            <w:r>
+              <w:rPr>
+                <w:rFonts w:ascii="Arial" w:hAnsi="Arial"/>
+                <w:b/>
+                <w:sz w:val="17"/>
+                <w:color w:val="FFFFFF"/>
+              </w:rPr>
+              <w:t>Plugin</w:t>
+            </w:r>
+          </w:p>
+        </w:tc>
+        <w:tc>
+          <w:tcPr>
+            <w:tcW w:type="dxa" w:w="1500"/>
+            <w:tcMar>
+              <w:top w:w="80" w:type="dxa"/>
+              <w:start w:w="80" w:type="dxa"/>
+              <w:bottom w:w="80" w:type="dxa"/>
+              <w:end w:w="80" w:type="dxa"/>
+            </w:tcMar>
+            <w:vAlign w:val="center"/>
+            <w:shd w:fill="0AA69A"/>
+          </w:tcPr>
+          <w:p>
+            <w:r/>
+            <w:r>
+              <w:rPr>
+                <w:rFonts w:ascii="Arial" w:hAnsi="Arial"/>
+                <w:b/>
+                <w:sz w:val="17"/>
+                <w:color w:val="FFFFFF"/>
+              </w:rPr>
+              <w:t>Check ids</w:t>
+            </w:r>
+          </w:p>
+        </w:tc>
+        <w:tc>
+          <w:tcPr>
+            <w:tcW w:type="dxa" w:w="1500"/>
+            <w:tcMar>
+              <w:top w:w="80" w:type="dxa"/>
+              <w:start w:w="80" w:type="dxa"/>
+              <w:bottom w:w="80" w:type="dxa"/>
+              <w:end w:w="80" w:type="dxa"/>
+            </w:tcMar>
+            <w:vAlign w:val="center"/>
+            <w:shd w:fill="0AA69A"/>
+          </w:tcPr>
+          <w:p>
+            <w:r/>
+            <w:r>
+              <w:rPr>
+                <w:rFonts w:ascii="Arial" w:hAnsi="Arial"/>
+                <w:b/>
+                <w:sz w:val="17"/>
+                <w:color w:val="FFFFFF"/>
+              </w:rPr>
+              <w:t>Modalidade</w:t>
+            </w:r>
+          </w:p>
+        </w:tc>
+      </w:tr>
+      <w:tr>
+        <w:tc>
+          <w:tcPr>
+            <w:tcW w:type="dxa" w:w="3000"/>
+            <w:tcMar>
+              <w:top w:w="80" w:type="dxa"/>
+              <w:start w:w="80" w:type="dxa"/>
+              <w:bottom w:w="80" w:type="dxa"/>
+              <w:end w:w="80" w:type="dxa"/>
+            </w:tcMar>
+            <w:vAlign w:val="center"/>
+          </w:tcPr>
+          <w:p>
+            <w:r/>
+            <w:r>
+              <w:rPr>
+                <w:rFonts w:ascii="Arial" w:hAnsi="Arial"/>
+                <w:b/>
+                <w:sz w:val="17"/>
+              </w:rPr>
+              <w:t>1 — Transporte/TLS</w:t>
+            </w:r>
+          </w:p>
+        </w:tc>
+        <w:tc>
+          <w:tcPr>
+            <w:tcW w:type="dxa" w:w="4200"/>
+            <w:tcMar>
+              <w:top w:w="80" w:type="dxa"/>
+              <w:start w:w="80" w:type="dxa"/>
+              <w:bottom w:w="80" w:type="dxa"/>
+              <w:end w:w="80" w:type="dxa"/>
+            </w:tcMar>
+            <w:vAlign w:val="center"/>
+          </w:tcPr>
+          <w:p>
+            <w:r/>
+            <w:r>
+              <w:rPr>
+                <w:rFonts w:ascii="Arial" w:hAnsi="Arial"/>
+                <w:b w:val="0"/>
+                <w:sz w:val="17"/>
+              </w:rPr>
+              <w:t>TransportSecurityPlugin</w:t>
+            </w:r>
+          </w:p>
+        </w:tc>
+        <w:tc>
+          <w:tcPr>
+            <w:tcW w:type="dxa" w:w="1500"/>
+            <w:tcMar>
+              <w:top w:w="80" w:type="dxa"/>
+              <w:start w:w="80" w:type="dxa"/>
+              <w:bottom w:w="80" w:type="dxa"/>
+              <w:end w:w="80" w:type="dxa"/>
+            </w:tcMar>
+            <w:vAlign w:val="center"/>
+          </w:tcPr>
+          <w:p>
+            <w:r/>
+            <w:r>
+              <w:rPr>
+                <w:rFonts w:ascii="Arial" w:hAnsi="Arial"/>
+                <w:b w:val="0"/>
+                <w:sz w:val="17"/>
+              </w:rPr>
+              <w:t>5</w:t>
+            </w:r>
+          </w:p>
+        </w:tc>
+        <w:tc>
+          <w:tcPr>
+            <w:tcW w:type="dxa" w:w="1500"/>
+            <w:tcMar>
+              <w:top w:w="80" w:type="dxa"/>
+              <w:start w:w="80" w:type="dxa"/>
+              <w:bottom w:w="80" w:type="dxa"/>
+              <w:end w:w="80" w:type="dxa"/>
+            </w:tcMar>
+            <w:vAlign w:val="center"/>
+          </w:tcPr>
+          <w:p>
+            <w:r/>
+            <w:r>
+              <w:rPr>
+                <w:rFonts w:ascii="Arial" w:hAnsi="Arial"/>
+                <w:b w:val="0"/>
+                <w:sz w:val="17"/>
+              </w:rPr>
+              <w:t>Passiva</w:t>
+            </w:r>
+          </w:p>
+        </w:tc>
+      </w:tr>
+      <w:tr>
+        <w:tc>
+          <w:tcPr>
+            <w:tcW w:type="dxa" w:w="3000"/>
+            <w:tcMar>
+              <w:top w:w="80" w:type="dxa"/>
+              <w:start w:w="80" w:type="dxa"/>
+              <w:bottom w:w="80" w:type="dxa"/>
+              <w:end w:w="80" w:type="dxa"/>
+            </w:tcMar>
+            <w:vAlign w:val="center"/>
+            <w:shd w:fill="F2F5F4"/>
+          </w:tcPr>
+          <w:p>
+            <w:r/>
+            <w:r>
+              <w:rPr>
+                <w:rFonts w:ascii="Arial" w:hAnsi="Arial"/>
+                <w:b/>
+                <w:sz w:val="17"/>
+              </w:rPr>
+              <w:t>2 — Cabeçalhos de segurança</w:t>
+            </w:r>
+          </w:p>
+        </w:tc>
+        <w:tc>
+          <w:tcPr>
+            <w:tcW w:type="dxa" w:w="4200"/>
+            <w:tcMar>
+              <w:top w:w="80" w:type="dxa"/>
+              <w:start w:w="80" w:type="dxa"/>
+              <w:bottom w:w="80" w:type="dxa"/>
+              <w:end w:w="80" w:type="dxa"/>
+            </w:tcMar>
+            <w:vAlign w:val="center"/>
+            <w:shd w:fill="F2F5F4"/>
+          </w:tcPr>
+          <w:p>
+            <w:r/>
+            <w:r>
+              <w:rPr>
+                <w:rFonts w:ascii="Arial" w:hAnsi="Arial"/>
+                <w:b w:val="0"/>
+                <w:sz w:val="17"/>
+              </w:rPr>
+              <w:t>SecurityHeadersPlugin</w:t>
+            </w:r>
+          </w:p>
+        </w:tc>
+        <w:tc>
+          <w:tcPr>
+            <w:tcW w:type="dxa" w:w="1500"/>
+            <w:tcMar>
+              <w:top w:w="80" w:type="dxa"/>
+              <w:start w:w="80" w:type="dxa"/>
+              <w:bottom w:w="80" w:type="dxa"/>
+              <w:end w:w="80" w:type="dxa"/>
+            </w:tcMar>
+            <w:vAlign w:val="center"/>
+            <w:shd w:fill="F2F5F4"/>
+          </w:tcPr>
+          <w:p>
+            <w:r/>
+            <w:r>
+              <w:rPr>
+                <w:rFonts w:ascii="Arial" w:hAnsi="Arial"/>
+                <w:b w:val="0"/>
+                <w:sz w:val="17"/>
+              </w:rPr>
+              <w:t>12</w:t>
+            </w:r>
+          </w:p>
+        </w:tc>
+        <w:tc>
+          <w:tcPr>
+            <w:tcW w:type="dxa" w:w="1500"/>
+            <w:tcMar>
+              <w:top w:w="80" w:type="dxa"/>
+              <w:start w:w="80" w:type="dxa"/>
+              <w:bottom w:w="80" w:type="dxa"/>
+              <w:end w:w="80" w:type="dxa"/>
+            </w:tcMar>
+            <w:vAlign w:val="center"/>
+            <w:shd w:fill="F2F5F4"/>
+          </w:tcPr>
+          <w:p>
+            <w:r/>
+            <w:r>
+              <w:rPr>
+                <w:rFonts w:ascii="Arial" w:hAnsi="Arial"/>
+                <w:b w:val="0"/>
+                <w:sz w:val="17"/>
+              </w:rPr>
+              <w:t>Passiva</w:t>
+            </w:r>
+          </w:p>
+        </w:tc>
+      </w:tr>
+      <w:tr>
+        <w:tc>
+          <w:tcPr>
+            <w:tcW w:type="dxa" w:w="3000"/>
+            <w:tcMar>
+              <w:top w:w="80" w:type="dxa"/>
+              <w:start w:w="80" w:type="dxa"/>
+              <w:bottom w:w="80" w:type="dxa"/>
+              <w:end w:w="80" w:type="dxa"/>
+            </w:tcMar>
+            <w:vAlign w:val="center"/>
+          </w:tcPr>
+          <w:p>
+            <w:r/>
+            <w:r>
+              <w:rPr>
+                <w:rFonts w:ascii="Arial" w:hAnsi="Arial"/>
+                <w:b/>
+                <w:sz w:val="17"/>
+              </w:rPr>
+              <w:t>3 — Cookies e sessão</w:t>
+            </w:r>
+          </w:p>
+        </w:tc>
+        <w:tc>
+          <w:tcPr>
+            <w:tcW w:type="dxa" w:w="4200"/>
+            <w:tcMar>
+              <w:top w:w="80" w:type="dxa"/>
+              <w:start w:w="80" w:type="dxa"/>
+              <w:bottom w:w="80" w:type="dxa"/>
+              <w:end w:w="80" w:type="dxa"/>
+            </w:tcMar>
+            <w:vAlign w:val="center"/>
+          </w:tcPr>
+          <w:p>
+            <w:r/>
+            <w:r>
+              <w:rPr>
+                <w:rFonts w:ascii="Arial" w:hAnsi="Arial"/>
+                <w:b w:val="0"/>
+                <w:sz w:val="17"/>
+              </w:rPr>
+              <w:t>CookieSecurityPlugin</w:t>
+            </w:r>
+          </w:p>
+        </w:tc>
+        <w:tc>
+          <w:tcPr>
+            <w:tcW w:type="dxa" w:w="1500"/>
+            <w:tcMar>
+              <w:top w:w="80" w:type="dxa"/>
+              <w:start w:w="80" w:type="dxa"/>
+              <w:bottom w:w="80" w:type="dxa"/>
+              <w:end w:w="80" w:type="dxa"/>
+            </w:tcMar>
+            <w:vAlign w:val="center"/>
+          </w:tcPr>
+          <w:p>
+            <w:r/>
+            <w:r>
+              <w:rPr>
+                <w:rFonts w:ascii="Arial" w:hAnsi="Arial"/>
+                <w:b w:val="0"/>
+                <w:sz w:val="17"/>
+              </w:rPr>
+              <w:t>5</w:t>
+            </w:r>
+          </w:p>
+        </w:tc>
+        <w:tc>
+          <w:tcPr>
+            <w:tcW w:type="dxa" w:w="1500"/>
+            <w:tcMar>
+              <w:top w:w="80" w:type="dxa"/>
+              <w:start w:w="80" w:type="dxa"/>
+              <w:bottom w:w="80" w:type="dxa"/>
+              <w:end w:w="80" w:type="dxa"/>
+            </w:tcMar>
+            <w:vAlign w:val="center"/>
+          </w:tcPr>
+          <w:p>
+            <w:r/>
+            <w:r>
+              <w:rPr>
+                <w:rFonts w:ascii="Arial" w:hAnsi="Arial"/>
+                <w:b w:val="0"/>
+                <w:sz w:val="17"/>
+              </w:rPr>
+              <w:t>Passiva</w:t>
+            </w:r>
+          </w:p>
+        </w:tc>
+      </w:tr>
+      <w:tr>
+        <w:tc>
+          <w:tcPr>
+            <w:tcW w:type="dxa" w:w="3000"/>
+            <w:tcMar>
+              <w:top w:w="80" w:type="dxa"/>
+              <w:start w:w="80" w:type="dxa"/>
+              <w:bottom w:w="80" w:type="dxa"/>
+              <w:end w:w="80" w:type="dxa"/>
+            </w:tcMar>
+            <w:vAlign w:val="center"/>
+            <w:shd w:fill="F2F5F4"/>
+          </w:tcPr>
+          <w:p>
+            <w:r/>
+            <w:r>
+              <w:rPr>
+                <w:rFonts w:ascii="Arial" w:hAnsi="Arial"/>
+                <w:b/>
+                <w:sz w:val="17"/>
+              </w:rPr>
+              <w:t>4 — CORS</w:t>
+            </w:r>
+          </w:p>
+        </w:tc>
+        <w:tc>
+          <w:tcPr>
+            <w:tcW w:type="dxa" w:w="4200"/>
+            <w:tcMar>
+              <w:top w:w="80" w:type="dxa"/>
+              <w:start w:w="80" w:type="dxa"/>
+              <w:bottom w:w="80" w:type="dxa"/>
+              <w:end w:w="80" w:type="dxa"/>
+            </w:tcMar>
+            <w:vAlign w:val="center"/>
+            <w:shd w:fill="F2F5F4"/>
+          </w:tcPr>
+          <w:p>
+            <w:r/>
+            <w:r>
+              <w:rPr>
+                <w:rFonts w:ascii="Arial" w:hAnsi="Arial"/>
+                <w:b w:val="0"/>
+                <w:sz w:val="17"/>
+              </w:rPr>
+              <w:t>CorsPassivePlugin</w:t>
+            </w:r>
+          </w:p>
+        </w:tc>
+        <w:tc>
+          <w:tcPr>
+            <w:tcW w:type="dxa" w:w="1500"/>
+            <w:tcMar>
+              <w:top w:w="80" w:type="dxa"/>
+              <w:start w:w="80" w:type="dxa"/>
+              <w:bottom w:w="80" w:type="dxa"/>
+              <w:end w:w="80" w:type="dxa"/>
+            </w:tcMar>
+            <w:vAlign w:val="center"/>
+            <w:shd w:fill="F2F5F4"/>
+          </w:tcPr>
+          <w:p>
+            <w:r/>
+            <w:r>
+              <w:rPr>
+                <w:rFonts w:ascii="Arial" w:hAnsi="Arial"/>
+                <w:b w:val="0"/>
+                <w:sz w:val="17"/>
+              </w:rPr>
+              <w:t>2</w:t>
+            </w:r>
+          </w:p>
+        </w:tc>
+        <w:tc>
+          <w:tcPr>
+            <w:tcW w:type="dxa" w:w="1500"/>
+            <w:tcMar>
+              <w:top w:w="80" w:type="dxa"/>
+              <w:start w:w="80" w:type="dxa"/>
+              <w:bottom w:w="80" w:type="dxa"/>
+              <w:end w:w="80" w:type="dxa"/>
+            </w:tcMar>
+            <w:vAlign w:val="center"/>
+            <w:shd w:fill="F2F5F4"/>
+          </w:tcPr>
+          <w:p>
+            <w:r/>
+            <w:r>
+              <w:rPr>
+                <w:rFonts w:ascii="Arial" w:hAnsi="Arial"/>
+                <w:b w:val="0"/>
+                <w:sz w:val="17"/>
+              </w:rPr>
+              <w:t>Passiva</w:t>
+            </w:r>
+          </w:p>
+        </w:tc>
+      </w:tr>
+      <w:tr>
+        <w:tc>
+          <w:tcPr>
+            <w:tcW w:type="dxa" w:w="3000"/>
+            <w:tcMar>
+              <w:top w:w="80" w:type="dxa"/>
+              <w:start w:w="80" w:type="dxa"/>
+              <w:bottom w:w="80" w:type="dxa"/>
+              <w:end w:w="80" w:type="dxa"/>
+            </w:tcMar>
+            <w:vAlign w:val="center"/>
+          </w:tcPr>
+          <w:p>
+            <w:r/>
+            <w:r>
+              <w:rPr>
+                <w:rFonts w:ascii="Arial" w:hAnsi="Arial"/>
+                <w:b/>
+                <w:sz w:val="17"/>
+              </w:rPr>
+              <w:t>5 — Cache</w:t>
+            </w:r>
+          </w:p>
+        </w:tc>
+        <w:tc>
+          <w:tcPr>
+            <w:tcW w:type="dxa" w:w="4200"/>
+            <w:tcMar>
+              <w:top w:w="80" w:type="dxa"/>
+              <w:start w:w="80" w:type="dxa"/>
+              <w:bottom w:w="80" w:type="dxa"/>
+              <w:end w:w="80" w:type="dxa"/>
+            </w:tcMar>
+            <w:vAlign w:val="center"/>
+          </w:tcPr>
+          <w:p>
+            <w:r/>
+            <w:r>
+              <w:rPr>
+                <w:rFonts w:ascii="Arial" w:hAnsi="Arial"/>
+                <w:b w:val="0"/>
+                <w:sz w:val="17"/>
+              </w:rPr>
+              <w:t>CacheSecurityPlugin</w:t>
+            </w:r>
+          </w:p>
+        </w:tc>
+        <w:tc>
+          <w:tcPr>
+            <w:tcW w:type="dxa" w:w="1500"/>
+            <w:tcMar>
+              <w:top w:w="80" w:type="dxa"/>
+              <w:start w:w="80" w:type="dxa"/>
+              <w:bottom w:w="80" w:type="dxa"/>
+              <w:end w:w="80" w:type="dxa"/>
+            </w:tcMar>
+            <w:vAlign w:val="center"/>
+          </w:tcPr>
+          <w:p>
+            <w:r/>
+            <w:r>
+              <w:rPr>
+                <w:rFonts w:ascii="Arial" w:hAnsi="Arial"/>
+                <w:b w:val="0"/>
+                <w:sz w:val="17"/>
+              </w:rPr>
+              <w:t>1</w:t>
+            </w:r>
+          </w:p>
+        </w:tc>
+        <w:tc>
+          <w:tcPr>
+            <w:tcW w:type="dxa" w:w="1500"/>
+            <w:tcMar>
+              <w:top w:w="80" w:type="dxa"/>
+              <w:start w:w="80" w:type="dxa"/>
+              <w:bottom w:w="80" w:type="dxa"/>
+              <w:end w:w="80" w:type="dxa"/>
+            </w:tcMar>
+            <w:vAlign w:val="center"/>
+          </w:tcPr>
+          <w:p>
+            <w:r/>
+            <w:r>
+              <w:rPr>
+                <w:rFonts w:ascii="Arial" w:hAnsi="Arial"/>
+                <w:b w:val="0"/>
+                <w:sz w:val="17"/>
+              </w:rPr>
+              <w:t>Passiva</w:t>
+            </w:r>
+          </w:p>
+        </w:tc>
+      </w:tr>
+      <w:tr>
+        <w:tc>
+          <w:tcPr>
+            <w:tcW w:type="dxa" w:w="3000"/>
+            <w:tcMar>
+              <w:top w:w="80" w:type="dxa"/>
+              <w:start w:w="80" w:type="dxa"/>
+              <w:bottom w:w="80" w:type="dxa"/>
+              <w:end w:w="80" w:type="dxa"/>
+            </w:tcMar>
+            <w:vAlign w:val="center"/>
+            <w:shd w:fill="F2F5F4"/>
+          </w:tcPr>
+          <w:p>
+            <w:r/>
+            <w:r>
+              <w:rPr>
+                <w:rFonts w:ascii="Arial" w:hAnsi="Arial"/>
+                <w:b/>
+                <w:sz w:val="17"/>
+              </w:rPr>
+              <w:t>6 — Exposição de informações</w:t>
+            </w:r>
+          </w:p>
+        </w:tc>
+        <w:tc>
+          <w:tcPr>
+            <w:tcW w:type="dxa" w:w="4200"/>
+            <w:tcMar>
+              <w:top w:w="80" w:type="dxa"/>
+              <w:start w:w="80" w:type="dxa"/>
+              <w:bottom w:w="80" w:type="dxa"/>
+              <w:end w:w="80" w:type="dxa"/>
+            </w:tcMar>
+            <w:vAlign w:val="center"/>
+            <w:shd w:fill="F2F5F4"/>
+          </w:tcPr>
+          <w:p>
+            <w:r/>
+            <w:r>
+              <w:rPr>
+                <w:rFonts w:ascii="Arial" w:hAnsi="Arial"/>
+                <w:b w:val="0"/>
+                <w:sz w:val="17"/>
+              </w:rPr>
+              <w:t>InformationDisclosurePlugin</w:t>
+            </w:r>
+          </w:p>
+        </w:tc>
+        <w:tc>
+          <w:tcPr>
+            <w:tcW w:type="dxa" w:w="1500"/>
+            <w:tcMar>
+              <w:top w:w="80" w:type="dxa"/>
+              <w:start w:w="80" w:type="dxa"/>
+              <w:bottom w:w="80" w:type="dxa"/>
+              <w:end w:w="80" w:type="dxa"/>
+            </w:tcMar>
+            <w:vAlign w:val="center"/>
+            <w:shd w:fill="F2F5F4"/>
+          </w:tcPr>
+          <w:p>
+            <w:r/>
+            <w:r>
+              <w:rPr>
+                <w:rFonts w:ascii="Arial" w:hAnsi="Arial"/>
+                <w:b w:val="0"/>
+                <w:sz w:val="17"/>
+              </w:rPr>
+              <w:t>7</w:t>
+            </w:r>
+          </w:p>
+        </w:tc>
+        <w:tc>
+          <w:tcPr>
+            <w:tcW w:type="dxa" w:w="1500"/>
+            <w:tcMar>
+              <w:top w:w="80" w:type="dxa"/>
+              <w:start w:w="80" w:type="dxa"/>
+              <w:bottom w:w="80" w:type="dxa"/>
+              <w:end w:w="80" w:type="dxa"/>
+            </w:tcMar>
+            <w:vAlign w:val="center"/>
+            <w:shd w:fill="F2F5F4"/>
+          </w:tcPr>
+          <w:p>
+            <w:r/>
+            <w:r>
+              <w:rPr>
+                <w:rFonts w:ascii="Arial" w:hAnsi="Arial"/>
+                <w:b w:val="0"/>
+                <w:sz w:val="17"/>
+              </w:rPr>
+              <w:t>Passiva</w:t>
+            </w:r>
+          </w:p>
+        </w:tc>
+      </w:tr>
+      <w:tr>
+        <w:tc>
+          <w:tcPr>
+            <w:tcW w:type="dxa" w:w="3000"/>
+            <w:tcMar>
+              <w:top w:w="80" w:type="dxa"/>
+              <w:start w:w="80" w:type="dxa"/>
+              <w:bottom w:w="80" w:type="dxa"/>
+              <w:end w:w="80" w:type="dxa"/>
+            </w:tcMar>
+            <w:vAlign w:val="center"/>
+          </w:tcPr>
+          <w:p>
+            <w:r/>
+            <w:r>
+              <w:rPr>
+                <w:rFonts w:ascii="Arial" w:hAnsi="Arial"/>
+                <w:b/>
+                <w:sz w:val="17"/>
+              </w:rPr>
+              <w:t>7 — Exposição de segredos</w:t>
+            </w:r>
+          </w:p>
+        </w:tc>
+        <w:tc>
+          <w:tcPr>
+            <w:tcW w:type="dxa" w:w="4200"/>
+            <w:tcMar>
+              <w:top w:w="80" w:type="dxa"/>
+              <w:start w:w="80" w:type="dxa"/>
+              <w:bottom w:w="80" w:type="dxa"/>
+              <w:end w:w="80" w:type="dxa"/>
+            </w:tcMar>
+            <w:vAlign w:val="center"/>
+          </w:tcPr>
+          <w:p>
+            <w:r/>
+            <w:r>
+              <w:rPr>
+                <w:rFonts w:ascii="Arial" w:hAnsi="Arial"/>
+                <w:b w:val="0"/>
+                <w:sz w:val="17"/>
+              </w:rPr>
+              <w:t>SecretsExposurePlugin</w:t>
+            </w:r>
+          </w:p>
+        </w:tc>
+        <w:tc>
+          <w:tcPr>
+            <w:tcW w:type="dxa" w:w="1500"/>
+            <w:tcMar>
+              <w:top w:w="80" w:type="dxa"/>
+              <w:start w:w="80" w:type="dxa"/>
+              <w:bottom w:w="80" w:type="dxa"/>
+              <w:end w:w="80" w:type="dxa"/>
+            </w:tcMar>
+            <w:vAlign w:val="center"/>
+          </w:tcPr>
+          <w:p>
+            <w:r/>
+            <w:r>
+              <w:rPr>
+                <w:rFonts w:ascii="Arial" w:hAnsi="Arial"/>
+                <w:b w:val="0"/>
+                <w:sz w:val="17"/>
+              </w:rPr>
+              <w:t>2</w:t>
+            </w:r>
+          </w:p>
+        </w:tc>
+        <w:tc>
+          <w:tcPr>
+            <w:tcW w:type="dxa" w:w="1500"/>
+            <w:tcMar>
+              <w:top w:w="80" w:type="dxa"/>
+              <w:start w:w="80" w:type="dxa"/>
+              <w:bottom w:w="80" w:type="dxa"/>
+              <w:end w:w="80" w:type="dxa"/>
+            </w:tcMar>
+            <w:vAlign w:val="center"/>
+          </w:tcPr>
+          <w:p>
+            <w:r/>
+            <w:r>
+              <w:rPr>
+                <w:rFonts w:ascii="Arial" w:hAnsi="Arial"/>
+                <w:b w:val="0"/>
+                <w:sz w:val="17"/>
+              </w:rPr>
+              <w:t>Passiva</w:t>
+            </w:r>
+          </w:p>
+        </w:tc>
+      </w:tr>
+      <w:tr>
+        <w:tc>
+          <w:tcPr>
+            <w:tcW w:type="dxa" w:w="3000"/>
+            <w:tcMar>
+              <w:top w:w="80" w:type="dxa"/>
+              <w:start w:w="80" w:type="dxa"/>
+              <w:bottom w:w="80" w:type="dxa"/>
+              <w:end w:w="80" w:type="dxa"/>
+            </w:tcMar>
+            <w:vAlign w:val="center"/>
+            <w:shd w:fill="F2F5F4"/>
+          </w:tcPr>
+          <w:p>
+            <w:r/>
+            <w:r>
+              <w:rPr>
+                <w:rFonts w:ascii="Arial" w:hAnsi="Arial"/>
+                <w:b/>
+                <w:sz w:val="17"/>
+              </w:rPr>
+              <w:t>9 a 21 — Famílias ativas seguras</w:t>
+            </w:r>
+          </w:p>
+        </w:tc>
+        <w:tc>
+          <w:tcPr>
+            <w:tcW w:type="dxa" w:w="4200"/>
+            <w:tcMar>
+              <w:top w:w="80" w:type="dxa"/>
+              <w:start w:w="80" w:type="dxa"/>
+              <w:bottom w:w="80" w:type="dxa"/>
+              <w:end w:w="80" w:type="dxa"/>
+            </w:tcMar>
+            <w:vAlign w:val="center"/>
+            <w:shd w:fill="F2F5F4"/>
+          </w:tcPr>
+          <w:p>
+            <w:r/>
+            <w:r>
+              <w:rPr>
+                <w:rFonts w:ascii="Arial" w:hAnsi="Arial"/>
+                <w:b w:val="0"/>
+                <w:sz w:val="17"/>
+              </w:rPr>
+              <w:t>Treze plugins em scanner/plugins/active/</w:t>
+            </w:r>
+          </w:p>
+        </w:tc>
+        <w:tc>
+          <w:tcPr>
+            <w:tcW w:type="dxa" w:w="1500"/>
+            <w:tcMar>
+              <w:top w:w="80" w:type="dxa"/>
+              <w:start w:w="80" w:type="dxa"/>
+              <w:bottom w:w="80" w:type="dxa"/>
+              <w:end w:w="80" w:type="dxa"/>
+            </w:tcMar>
+            <w:vAlign w:val="center"/>
+            <w:shd w:fill="F2F5F4"/>
+          </w:tcPr>
+          <w:p>
+            <w:r/>
+            <w:r>
+              <w:rPr>
+                <w:rFonts w:ascii="Arial" w:hAnsi="Arial"/>
+                <w:b w:val="0"/>
+                <w:sz w:val="17"/>
+              </w:rPr>
+              <w:t>30</w:t>
+            </w:r>
+          </w:p>
+        </w:tc>
+        <w:tc>
+          <w:tcPr>
+            <w:tcW w:type="dxa" w:w="1500"/>
+            <w:tcMar>
+              <w:top w:w="80" w:type="dxa"/>
+              <w:start w:w="80" w:type="dxa"/>
+              <w:bottom w:w="80" w:type="dxa"/>
+              <w:end w:w="80" w:type="dxa"/>
+            </w:tcMar>
+            <w:vAlign w:val="center"/>
+            <w:shd w:fill="F2F5F4"/>
+          </w:tcPr>
+          <w:p>
+            <w:r/>
+            <w:r>
+              <w:rPr>
+                <w:rFonts w:ascii="Arial" w:hAnsi="Arial"/>
+                <w:b w:val="0"/>
+                <w:sz w:val="17"/>
+              </w:rPr>
+              <w:t>Ativa segura</w:t>
+            </w:r>
+          </w:p>
+        </w:tc>
+      </w:tr>
+    </w:tbl>
+    <w:p/>
+    <w:p>
+      <w:pPr>
+        <w:spacing w:after="160"/>
+      </w:pPr>
+      <w:r>
+        <w:rPr>
+          <w:rFonts w:ascii="Arial" w:hAnsi="Arial"/>
+        </w:rPr>
+        <w:t>Os sete grupos passivos somam exatamente as 34 verificações passivas que o Termo de Referência declara, e as treze famílias ativas somam 30. O item 8 do Apêndice A é a entrada residual do quadro consolidado e, nesta versão do artefato, não corresponde a nenhuma verificação além das sete famílias acima. O total de 64 check ids é o valor que ScanRunner.rule_count() devolve e que fica gravado em checks_run quando a análise é executada no modo completo; no modo passivo o valor é 34.</w:t>
+      </w:r>
+    </w:p>
     <w:p/>
     <w:tbl>
       <w:tblPr>
@@ -8229,7 +9160,7 @@
                 <w:b w:val="0"/>
                 <w:sz w:val="17"/>
               </w:rPr>
-              <w:t>Mantido mapa indexado por fingerprint. É o único caso em que a medição altera o cumprimento de um critério de aceitação: o CA-05 exige que um histórico de 1.000 achados seja apresentado em até 3 segundos, e a versão par a par consome 95 ms desse orçamento só na comparação, degradando para cerca de 10 segundos com 10.000 achados. A versão escolhida permanece abaixo de 3 ms.</w:t>
+              <w:t>Mantido mapa indexado por fingerprint. É a decisão com maior efeito medido e a única ligada a um critério de aceitação com limite de tempo: o CA-05 concede 3 segundos para um volume de 1.000 achados. Nesse volume a versão par a par consome 95 ms — ainda dentro do limite, mas cerca de 3% do orçamento gasto em uma única operação — e degrada para cerca de 10 segundos com 10.000 achados, onde o critério deixaria de ser atendido. A versão escolhida permanece abaixo de 3 ms em ambos os volumes, o que mantém o orçamento disponível para a consulta e a renderização, que são o restante do custo da tela.</w:t>
             </w:r>
           </w:p>
         </w:tc>
@@ -8352,7 +9283,7 @@
         <w:br/>
         <w:t>| name: string        |1      N| applicationId: int   |1      N| title: string        |</w:t>
         <w:br/>
-        <w:t>| baseUrl: TargetUrl  |--------| mode: ScanMode       |--------| severity: Severity    |</w:t>
+        <w:t>| baseUrl: TargetUrl  |--------| mode: ScanMode       |--------| severity: Severity   |</w:t>
         <w:br/>
         <w:t>| authorizationCon-   |        | status: AnalysisSta- |        | affectedUrl: string  |</w:t>
         <w:br/>
